--- a/Lab/04/salida/2023-Matematicas-11-2-04-Op-C_1.docx
+++ b/Lab/04/salida/2023-Matematicas-11-2-04-Op-C_1.docx
@@ -137,7 +137,7 @@
         <w:br/>
       </w:r>
       <w:r>
-        <w:t xml:space="preserve">La empresa SmartCell realizó pruebas de resistencia en tres modelos de teléfonos celulares. La siguiente tabla muestra la duración de la batería (en minutos) para cada modelo durante cinco pruebas diferentes:</w:t>
+        <w:t xml:space="preserve">La empresa MobilPro realizó pruebas de uso intensivo en tres modelos de teléfonos celulares. La siguiente tabla muestra la duración de la batería (en minutos) para cada modelo durante cinco pruebas diferentes:</w:t>
       </w:r>
     </w:p>
     <w:tbl>
@@ -174,7 +174,19 @@
               <w:jc w:val="right"/>
             </w:pPr>
             <w:r>
-              <w:t xml:space="preserve">Modelo L</w:t>
+              <w:t xml:space="preserve">Modelo V</w:t>
+            </w:r>
+          </w:p>
+        </w:tc>
+        <w:tc>
+          <w:tcPr/>
+          <w:p>
+            <w:pPr>
+              <w:pStyle w:val="Compact"/>
+              <w:jc w:val="right"/>
+            </w:pPr>
+            <w:r>
+              <w:t xml:space="preserve">Modelo W</w:t>
             </w:r>
           </w:p>
         </w:tc>
@@ -187,18 +199,6 @@
             </w:pPr>
             <w:r>
               <w:t xml:space="preserve">Modelo M</w:t>
-            </w:r>
-          </w:p>
-        </w:tc>
-        <w:tc>
-          <w:tcPr/>
-          <w:p>
-            <w:pPr>
-              <w:pStyle w:val="Compact"/>
-              <w:jc w:val="right"/>
-            </w:pPr>
-            <w:r>
-              <w:t xml:space="preserve">Modelo U</w:t>
             </w:r>
           </w:p>
         </w:tc>
@@ -224,31 +224,31 @@
               <w:jc w:val="right"/>
             </w:pPr>
             <w:r>
-              <w:t xml:space="preserve">646</w:t>
-            </w:r>
-          </w:p>
-        </w:tc>
-        <w:tc>
-          <w:tcPr/>
-          <w:p>
-            <w:pPr>
-              <w:pStyle w:val="Compact"/>
-              <w:jc w:val="right"/>
-            </w:pPr>
-            <w:r>
-              <w:t xml:space="preserve">644</w:t>
-            </w:r>
-          </w:p>
-        </w:tc>
-        <w:tc>
-          <w:tcPr/>
-          <w:p>
-            <w:pPr>
-              <w:pStyle w:val="Compact"/>
-              <w:jc w:val="right"/>
-            </w:pPr>
-            <w:r>
-              <w:t xml:space="preserve">628</w:t>
+              <w:t xml:space="preserve">690</w:t>
+            </w:r>
+          </w:p>
+        </w:tc>
+        <w:tc>
+          <w:tcPr/>
+          <w:p>
+            <w:pPr>
+              <w:pStyle w:val="Compact"/>
+              <w:jc w:val="right"/>
+            </w:pPr>
+            <w:r>
+              <w:t xml:space="preserve">797</w:t>
+            </w:r>
+          </w:p>
+        </w:tc>
+        <w:tc>
+          <w:tcPr/>
+          <w:p>
+            <w:pPr>
+              <w:pStyle w:val="Compact"/>
+              <w:jc w:val="right"/>
+            </w:pPr>
+            <w:r>
+              <w:t xml:space="preserve">700</w:t>
             </w:r>
           </w:p>
         </w:tc>
@@ -274,31 +274,31 @@
               <w:jc w:val="right"/>
             </w:pPr>
             <w:r>
-              <w:t xml:space="preserve">714</w:t>
-            </w:r>
-          </w:p>
-        </w:tc>
-        <w:tc>
-          <w:tcPr/>
-          <w:p>
-            <w:pPr>
-              <w:pStyle w:val="Compact"/>
-              <w:jc w:val="right"/>
-            </w:pPr>
-            <w:r>
-              <w:t xml:space="preserve">760</w:t>
-            </w:r>
-          </w:p>
-        </w:tc>
-        <w:tc>
-          <w:tcPr/>
-          <w:p>
-            <w:pPr>
-              <w:pStyle w:val="Compact"/>
-              <w:jc w:val="right"/>
-            </w:pPr>
-            <w:r>
-              <w:t xml:space="preserve">599</w:t>
+              <w:t xml:space="preserve">729</w:t>
+            </w:r>
+          </w:p>
+        </w:tc>
+        <w:tc>
+          <w:tcPr/>
+          <w:p>
+            <w:pPr>
+              <w:pStyle w:val="Compact"/>
+              <w:jc w:val="right"/>
+            </w:pPr>
+            <w:r>
+              <w:t xml:space="preserve">538</w:t>
+            </w:r>
+          </w:p>
+        </w:tc>
+        <w:tc>
+          <w:tcPr/>
+          <w:p>
+            <w:pPr>
+              <w:pStyle w:val="Compact"/>
+              <w:jc w:val="right"/>
+            </w:pPr>
+            <w:r>
+              <w:t xml:space="preserve">733</w:t>
             </w:r>
           </w:p>
         </w:tc>
@@ -324,31 +324,31 @@
               <w:jc w:val="right"/>
             </w:pPr>
             <w:r>
-              <w:t xml:space="preserve">758</w:t>
-            </w:r>
-          </w:p>
-        </w:tc>
-        <w:tc>
-          <w:tcPr/>
-          <w:p>
-            <w:pPr>
-              <w:pStyle w:val="Compact"/>
-              <w:jc w:val="right"/>
-            </w:pPr>
-            <w:r>
-              <w:t xml:space="preserve">789</w:t>
-            </w:r>
-          </w:p>
-        </w:tc>
-        <w:tc>
-          <w:tcPr/>
-          <w:p>
-            <w:pPr>
-              <w:pStyle w:val="Compact"/>
-              <w:jc w:val="right"/>
-            </w:pPr>
-            <w:r>
-              <w:t xml:space="preserve">777</w:t>
+              <w:t xml:space="preserve">774</w:t>
+            </w:r>
+          </w:p>
+        </w:tc>
+        <w:tc>
+          <w:tcPr/>
+          <w:p>
+            <w:pPr>
+              <w:pStyle w:val="Compact"/>
+              <w:jc w:val="right"/>
+            </w:pPr>
+            <w:r>
+              <w:t xml:space="preserve">804</w:t>
+            </w:r>
+          </w:p>
+        </w:tc>
+        <w:tc>
+          <w:tcPr/>
+          <w:p>
+            <w:pPr>
+              <w:pStyle w:val="Compact"/>
+              <w:jc w:val="right"/>
+            </w:pPr>
+            <w:r>
+              <w:t xml:space="preserve">795</w:t>
             </w:r>
           </w:p>
         </w:tc>
@@ -374,31 +374,31 @@
               <w:jc w:val="right"/>
             </w:pPr>
             <w:r>
-              <w:t xml:space="preserve">784</w:t>
-            </w:r>
-          </w:p>
-        </w:tc>
-        <w:tc>
-          <w:tcPr/>
-          <w:p>
-            <w:pPr>
-              <w:pStyle w:val="Compact"/>
-              <w:jc w:val="right"/>
-            </w:pPr>
-            <w:r>
-              <w:t xml:space="preserve">538</w:t>
-            </w:r>
-          </w:p>
-        </w:tc>
-        <w:tc>
-          <w:tcPr/>
-          <w:p>
-            <w:pPr>
-              <w:pStyle w:val="Compact"/>
-              <w:jc w:val="right"/>
-            </w:pPr>
-            <w:r>
-              <w:t xml:space="preserve">762</w:t>
+              <w:t xml:space="preserve">790</w:t>
+            </w:r>
+          </w:p>
+        </w:tc>
+        <w:tc>
+          <w:tcPr/>
+          <w:p>
+            <w:pPr>
+              <w:pStyle w:val="Compact"/>
+              <w:jc w:val="right"/>
+            </w:pPr>
+            <w:r>
+              <w:t xml:space="preserve">778</w:t>
+            </w:r>
+          </w:p>
+        </w:tc>
+        <w:tc>
+          <w:tcPr/>
+          <w:p>
+            <w:pPr>
+              <w:pStyle w:val="Compact"/>
+              <w:jc w:val="right"/>
+            </w:pPr>
+            <w:r>
+              <w:t xml:space="preserve">774</w:t>
             </w:r>
           </w:p>
         </w:tc>
@@ -424,31 +424,31 @@
               <w:jc w:val="right"/>
             </w:pPr>
             <w:r>
-              <w:t xml:space="preserve">543</w:t>
-            </w:r>
-          </w:p>
-        </w:tc>
-        <w:tc>
-          <w:tcPr/>
-          <w:p>
-            <w:pPr>
-              <w:pStyle w:val="Compact"/>
-              <w:jc w:val="right"/>
-            </w:pPr>
-            <w:r>
-              <w:t xml:space="preserve">714</w:t>
-            </w:r>
-          </w:p>
-        </w:tc>
-        <w:tc>
-          <w:tcPr/>
-          <w:p>
-            <w:pPr>
-              <w:pStyle w:val="Compact"/>
-              <w:jc w:val="right"/>
-            </w:pPr>
-            <w:r>
-              <w:t xml:space="preserve">734</w:t>
+              <w:t xml:space="preserve">809</w:t>
+            </w:r>
+          </w:p>
+        </w:tc>
+        <w:tc>
+          <w:tcPr/>
+          <w:p>
+            <w:pPr>
+              <w:pStyle w:val="Compact"/>
+              <w:jc w:val="right"/>
+            </w:pPr>
+            <w:r>
+              <w:t xml:space="preserve">585</w:t>
+            </w:r>
+          </w:p>
+        </w:tc>
+        <w:tc>
+          <w:tcPr/>
+          <w:p>
+            <w:pPr>
+              <w:pStyle w:val="Compact"/>
+              <w:jc w:val="right"/>
+            </w:pPr>
+            <w:r>
+              <w:t xml:space="preserve">779</w:t>
             </w:r>
           </w:p>
         </w:tc>
@@ -473,7 +473,7 @@
         </w:numPr>
       </w:pPr>
       <w:r>
-        <w:t xml:space="preserve">El Modelo L tiene una mediana mayor que la del Modelo M y que la del Modelo U.</w:t>
+        <w:t xml:space="preserve">El Modelo V tiene una mediana igual a la del Modelo W y menor que la del Modelo M.</w:t>
       </w:r>
     </w:p>
     <w:p>
@@ -484,7 +484,7 @@
         </w:numPr>
       </w:pPr>
       <w:r>
-        <w:t xml:space="preserve">El Modelo L tiene una mediana mayor que la del Modelo M y menor que la del Modelo U.</w:t>
+        <w:t xml:space="preserve">El Modelo V tiene una mediana mayor que la del Modelo W y que la del Modelo M.</w:t>
       </w:r>
     </w:p>
     <w:p>
@@ -495,7 +495,7 @@
         </w:numPr>
       </w:pPr>
       <w:r>
-        <w:t xml:space="preserve">El Modelo L tiene una mediana igual a la del Modelo M y menor que la del Modelo U.</w:t>
+        <w:t xml:space="preserve">El Modelo V tiene una mediana igual a la del Modelo M y menor que la del Modelo W.</w:t>
       </w:r>
     </w:p>
     <w:p>
@@ -506,7 +506,7 @@
         </w:numPr>
       </w:pPr>
       <w:r>
-        <w:t xml:space="preserve">El Modelo L tiene una mediana igual a la del Modelo U y mayor que la del Modelo M.</w:t>
+        <w:t xml:space="preserve">El Modelo V tiene una mediana mayor que la del Modelo M y menor que la del Modelo W.</w:t>
       </w:r>
     </w:p>
     <w:p>
@@ -527,7 +527,7 @@
         <w:br/>
       </w:r>
       <w:r>
-        <w:t xml:space="preserve">La respuesta correcta es: El Modelo L tiene una mediana igual a la del Modelo M y menor que la del Modelo U.</w:t>
+        <w:t xml:space="preserve">La respuesta correcta es: El Modelo V tiene una mediana igual a la del Modelo M y menor que la del Modelo W.</w:t>
       </w:r>
     </w:p>
     <w:p>
@@ -560,7 +560,7 @@
         </w:numPr>
       </w:pPr>
       <w:r>
-        <w:t xml:space="preserve">Modelo L: 538, 644, 714, 760, 789 → Mediana = 714</w:t>
+        <w:t xml:space="preserve">Modelo M: 700, 733, 774, 779, 795 → Mediana = 774</w:t>
       </w:r>
     </w:p>
     <w:p>
@@ -571,7 +571,7 @@
         </w:numPr>
       </w:pPr>
       <w:r>
-        <w:t xml:space="preserve">Modelo M: 543, 646, 714, 758, 784 → Mediana = 714</w:t>
+        <w:t xml:space="preserve">Modelo W: 538, 585, 778, 797, 804 → Mediana = 778</w:t>
       </w:r>
     </w:p>
     <w:p>
@@ -582,7 +582,7 @@
         </w:numPr>
       </w:pPr>
       <w:r>
-        <w:t xml:space="preserve">Modelo U: 599, 628, 734, 762, 777 → Mediana = 734</w:t>
+        <w:t xml:space="preserve">Modelo V: 690, 729, 774, 790, 809 → Mediana = 774</w:t>
       </w:r>
     </w:p>
     <w:p>
@@ -604,7 +604,7 @@
         </w:numPr>
       </w:pPr>
       <w:r>
-        <w:t xml:space="preserve">Mediana de Modelo L (714) = Mediana de Modelo M (714)</w:t>
+        <w:t xml:space="preserve">Mediana de Modelo V (774) = Mediana de Modelo M (774)</w:t>
       </w:r>
     </w:p>
     <w:p>
@@ -615,7 +615,7 @@
         </w:numPr>
       </w:pPr>
       <w:r>
-        <w:t xml:space="preserve">Mediana de Modelo L (714) &lt; Mediana de Modelo U (734)</w:t>
+        <w:t xml:space="preserve">Mediana de Modelo V (774) &lt; Mediana de Modelo W (778)</w:t>
       </w:r>
     </w:p>
     <w:p>
@@ -626,7 +626,7 @@
         </w:numPr>
       </w:pPr>
       <w:r>
-        <w:t xml:space="preserve">Por lo tanto, el Modelo L tiene una mediana igual a la del Modelo M y menor que la del Modelo U.</w:t>
+        <w:t xml:space="preserve">Por lo tanto, el Modelo V tiene una mediana igual a la del Modelo M y menor que la del Modelo W.</w:t>
       </w:r>
     </w:p>
     <w:p>
@@ -647,7 +647,7 @@
         <w:br/>
       </w:r>
       <w:r>
-        <w:t xml:space="preserve">La empresa TechLife realizó pruebas de rendimiento en tres modelos de teléfonos celulares. La siguiente tabla muestra la duración de la batería (en minutos) para cada modelo durante cinco pruebas diferentes:</w:t>
+        <w:t xml:space="preserve">La empresa TechLife realizó pruebas de resistencia en tres modelos de teléfonos celulares. La siguiente tabla muestra la duración de la batería (en minutos) para cada modelo durante cinco pruebas diferentes:</w:t>
       </w:r>
     </w:p>
     <w:tbl>
@@ -684,31 +684,31 @@
               <w:jc w:val="right"/>
             </w:pPr>
             <w:r>
-              <w:t xml:space="preserve">Modelo G</w:t>
-            </w:r>
-          </w:p>
-        </w:tc>
-        <w:tc>
-          <w:tcPr/>
-          <w:p>
-            <w:pPr>
-              <w:pStyle w:val="Compact"/>
-              <w:jc w:val="right"/>
-            </w:pPr>
-            <w:r>
-              <w:t xml:space="preserve">Modelo L</w:t>
-            </w:r>
-          </w:p>
-        </w:tc>
-        <w:tc>
-          <w:tcPr/>
-          <w:p>
-            <w:pPr>
-              <w:pStyle w:val="Compact"/>
-              <w:jc w:val="right"/>
-            </w:pPr>
-            <w:r>
-              <w:t xml:space="preserve">Modelo P</w:t>
+              <w:t xml:space="preserve">Modelo Q</w:t>
+            </w:r>
+          </w:p>
+        </w:tc>
+        <w:tc>
+          <w:tcPr/>
+          <w:p>
+            <w:pPr>
+              <w:pStyle w:val="Compact"/>
+              <w:jc w:val="right"/>
+            </w:pPr>
+            <w:r>
+              <w:t xml:space="preserve">Modelo M</w:t>
+            </w:r>
+          </w:p>
+        </w:tc>
+        <w:tc>
+          <w:tcPr/>
+          <w:p>
+            <w:pPr>
+              <w:pStyle w:val="Compact"/>
+              <w:jc w:val="right"/>
+            </w:pPr>
+            <w:r>
+              <w:t xml:space="preserve">Modelo H</w:t>
             </w:r>
           </w:p>
         </w:tc>
@@ -734,31 +734,31 @@
               <w:jc w:val="right"/>
             </w:pPr>
             <w:r>
-              <w:t xml:space="preserve">760</w:t>
-            </w:r>
-          </w:p>
-        </w:tc>
-        <w:tc>
-          <w:tcPr/>
-          <w:p>
-            <w:pPr>
-              <w:pStyle w:val="Compact"/>
-              <w:jc w:val="right"/>
-            </w:pPr>
-            <w:r>
-              <w:t xml:space="preserve">653</w:t>
-            </w:r>
-          </w:p>
-        </w:tc>
-        <w:tc>
-          <w:tcPr/>
-          <w:p>
-            <w:pPr>
-              <w:pStyle w:val="Compact"/>
-              <w:jc w:val="right"/>
-            </w:pPr>
-            <w:r>
-              <w:t xml:space="preserve">856</w:t>
+              <w:t xml:space="preserve">795</w:t>
+            </w:r>
+          </w:p>
+        </w:tc>
+        <w:tc>
+          <w:tcPr/>
+          <w:p>
+            <w:pPr>
+              <w:pStyle w:val="Compact"/>
+              <w:jc w:val="right"/>
+            </w:pPr>
+            <w:r>
+              <w:t xml:space="preserve">539</w:t>
+            </w:r>
+          </w:p>
+        </w:tc>
+        <w:tc>
+          <w:tcPr/>
+          <w:p>
+            <w:pPr>
+              <w:pStyle w:val="Compact"/>
+              <w:jc w:val="right"/>
+            </w:pPr>
+            <w:r>
+              <w:t xml:space="preserve">735</w:t>
             </w:r>
           </w:p>
         </w:tc>
@@ -784,31 +784,31 @@
               <w:jc w:val="right"/>
             </w:pPr>
             <w:r>
-              <w:t xml:space="preserve">739</w:t>
-            </w:r>
-          </w:p>
-        </w:tc>
-        <w:tc>
-          <w:tcPr/>
-          <w:p>
-            <w:pPr>
-              <w:pStyle w:val="Compact"/>
-              <w:jc w:val="right"/>
-            </w:pPr>
-            <w:r>
-              <w:t xml:space="preserve">725</w:t>
-            </w:r>
-          </w:p>
-        </w:tc>
-        <w:tc>
-          <w:tcPr/>
-          <w:p>
-            <w:pPr>
-              <w:pStyle w:val="Compact"/>
-              <w:jc w:val="right"/>
-            </w:pPr>
-            <w:r>
-              <w:t xml:space="preserve">799</w:t>
+              <w:t xml:space="preserve">532</w:t>
+            </w:r>
+          </w:p>
+        </w:tc>
+        <w:tc>
+          <w:tcPr/>
+          <w:p>
+            <w:pPr>
+              <w:pStyle w:val="Compact"/>
+              <w:jc w:val="right"/>
+            </w:pPr>
+            <w:r>
+              <w:t xml:space="preserve">555</w:t>
+            </w:r>
+          </w:p>
+        </w:tc>
+        <w:tc>
+          <w:tcPr/>
+          <w:p>
+            <w:pPr>
+              <w:pStyle w:val="Compact"/>
+              <w:jc w:val="right"/>
+            </w:pPr>
+            <w:r>
+              <w:t xml:space="preserve">742</w:t>
             </w:r>
           </w:p>
         </w:tc>
@@ -834,31 +834,31 @@
               <w:jc w:val="right"/>
             </w:pPr>
             <w:r>
-              <w:t xml:space="preserve">725</w:t>
-            </w:r>
-          </w:p>
-        </w:tc>
-        <w:tc>
-          <w:tcPr/>
-          <w:p>
-            <w:pPr>
-              <w:pStyle w:val="Compact"/>
-              <w:jc w:val="right"/>
-            </w:pPr>
-            <w:r>
-              <w:t xml:space="preserve">741</w:t>
-            </w:r>
-          </w:p>
-        </w:tc>
-        <w:tc>
-          <w:tcPr/>
-          <w:p>
-            <w:pPr>
-              <w:pStyle w:val="Compact"/>
-              <w:jc w:val="right"/>
-            </w:pPr>
-            <w:r>
-              <w:t xml:space="preserve">673</w:t>
+              <w:t xml:space="preserve">706</w:t>
+            </w:r>
+          </w:p>
+        </w:tc>
+        <w:tc>
+          <w:tcPr/>
+          <w:p>
+            <w:pPr>
+              <w:pStyle w:val="Compact"/>
+              <w:jc w:val="right"/>
+            </w:pPr>
+            <w:r>
+              <w:t xml:space="preserve">635</w:t>
+            </w:r>
+          </w:p>
+        </w:tc>
+        <w:tc>
+          <w:tcPr/>
+          <w:p>
+            <w:pPr>
+              <w:pStyle w:val="Compact"/>
+              <w:jc w:val="right"/>
+            </w:pPr>
+            <w:r>
+              <w:t xml:space="preserve">747</w:t>
             </w:r>
           </w:p>
         </w:tc>
@@ -884,31 +884,31 @@
               <w:jc w:val="right"/>
             </w:pPr>
             <w:r>
-              <w:t xml:space="preserve">655</w:t>
-            </w:r>
-          </w:p>
-        </w:tc>
-        <w:tc>
-          <w:tcPr/>
-          <w:p>
-            <w:pPr>
-              <w:pStyle w:val="Compact"/>
-              <w:jc w:val="right"/>
-            </w:pPr>
-            <w:r>
-              <w:t xml:space="preserve">765</w:t>
-            </w:r>
-          </w:p>
-        </w:tc>
-        <w:tc>
-          <w:tcPr/>
-          <w:p>
-            <w:pPr>
-              <w:pStyle w:val="Compact"/>
-              <w:jc w:val="right"/>
-            </w:pPr>
-            <w:r>
-              <w:t xml:space="preserve">745</w:t>
+              <w:t xml:space="preserve">635</w:t>
+            </w:r>
+          </w:p>
+        </w:tc>
+        <w:tc>
+          <w:tcPr/>
+          <w:p>
+            <w:pPr>
+              <w:pStyle w:val="Compact"/>
+              <w:jc w:val="right"/>
+            </w:pPr>
+            <w:r>
+              <w:t xml:space="preserve">718</w:t>
+            </w:r>
+          </w:p>
+        </w:tc>
+        <w:tc>
+          <w:tcPr/>
+          <w:p>
+            <w:pPr>
+              <w:pStyle w:val="Compact"/>
+              <w:jc w:val="right"/>
+            </w:pPr>
+            <w:r>
+              <w:t xml:space="preserve">581</w:t>
             </w:r>
           </w:p>
         </w:tc>
@@ -934,31 +934,31 @@
               <w:jc w:val="right"/>
             </w:pPr>
             <w:r>
-              <w:t xml:space="preserve">580</w:t>
-            </w:r>
-          </w:p>
-        </w:tc>
-        <w:tc>
-          <w:tcPr/>
-          <w:p>
-            <w:pPr>
-              <w:pStyle w:val="Compact"/>
-              <w:jc w:val="right"/>
-            </w:pPr>
-            <w:r>
-              <w:t xml:space="preserve">575</w:t>
-            </w:r>
-          </w:p>
-        </w:tc>
-        <w:tc>
-          <w:tcPr/>
-          <w:p>
-            <w:pPr>
-              <w:pStyle w:val="Compact"/>
-              <w:jc w:val="right"/>
-            </w:pPr>
-            <w:r>
-              <w:t xml:space="preserve">606</w:t>
+              <w:t xml:space="preserve">562</w:t>
+            </w:r>
+          </w:p>
+        </w:tc>
+        <w:tc>
+          <w:tcPr/>
+          <w:p>
+            <w:pPr>
+              <w:pStyle w:val="Compact"/>
+              <w:jc w:val="right"/>
+            </w:pPr>
+            <w:r>
+              <w:t xml:space="preserve">775</w:t>
+            </w:r>
+          </w:p>
+        </w:tc>
+        <w:tc>
+          <w:tcPr/>
+          <w:p>
+            <w:pPr>
+              <w:pStyle w:val="Compact"/>
+              <w:jc w:val="right"/>
+            </w:pPr>
+            <w:r>
+              <w:t xml:space="preserve">763</w:t>
             </w:r>
           </w:p>
         </w:tc>
@@ -983,7 +983,7 @@
         </w:numPr>
       </w:pPr>
       <w:r>
-        <w:t xml:space="preserve">El Modelo L tiene una mediana igual a la del Modelo P y mayor que la del Modelo G.</w:t>
+        <w:t xml:space="preserve">El Modelo M tiene una mediana mayor que la del Modelo H y que la del Modelo Q.</w:t>
       </w:r>
     </w:p>
     <w:p>
@@ -994,7 +994,7 @@
         </w:numPr>
       </w:pPr>
       <w:r>
-        <w:t xml:space="preserve">El Modelo L tiene una mediana mayor que la del Modelo G y que la del Modelo P.</w:t>
+        <w:t xml:space="preserve">El Modelo M tiene una mediana mayor que la del Modelo Q y menor que la del Modelo H.</w:t>
       </w:r>
     </w:p>
     <w:p>
@@ -1005,7 +1005,7 @@
         </w:numPr>
       </w:pPr>
       <w:r>
-        <w:t xml:space="preserve">El Modelo L tiene una mediana igual a la del Modelo G y menor que la del Modelo P.</w:t>
+        <w:t xml:space="preserve">El Modelo M tiene una mediana igual a la del Modelo Q y menor que la del Modelo H.</w:t>
       </w:r>
     </w:p>
     <w:p>
@@ -1016,7 +1016,7 @@
         </w:numPr>
       </w:pPr>
       <w:r>
-        <w:t xml:space="preserve">El Modelo L tiene una mediana mayor que la del Modelo G y menor que la del Modelo P.</w:t>
+        <w:t xml:space="preserve">El Modelo M tiene una mediana igual a la del Modelo H y menor que la del Modelo Q.</w:t>
       </w:r>
     </w:p>
     <w:p>
@@ -1037,7 +1037,7 @@
         <w:br/>
       </w:r>
       <w:r>
-        <w:t xml:space="preserve">La respuesta correcta es: El Modelo L tiene una mediana igual a la del Modelo G y menor que la del Modelo P.</w:t>
+        <w:t xml:space="preserve">La respuesta correcta es: El Modelo M tiene una mediana igual a la del Modelo Q y menor que la del Modelo H.</w:t>
       </w:r>
     </w:p>
     <w:p>
@@ -1070,7 +1070,7 @@
         </w:numPr>
       </w:pPr>
       <w:r>
-        <w:t xml:space="preserve">Modelo L: 575, 653, 725, 741, 765 → Mediana = 725</w:t>
+        <w:t xml:space="preserve">Modelo Q: 532, 562, 635, 706, 795 → Mediana = 635</w:t>
       </w:r>
     </w:p>
     <w:p>
@@ -1081,7 +1081,7 @@
         </w:numPr>
       </w:pPr>
       <w:r>
-        <w:t xml:space="preserve">Modelo G: 580, 655, 725, 739, 760 → Mediana = 725</w:t>
+        <w:t xml:space="preserve">Modelo H: 581, 735, 742, 747, 763 → Mediana = 742</w:t>
       </w:r>
     </w:p>
     <w:p>
@@ -1092,7 +1092,7 @@
         </w:numPr>
       </w:pPr>
       <w:r>
-        <w:t xml:space="preserve">Modelo P: 606, 673, 745, 799, 856 → Mediana = 745</w:t>
+        <w:t xml:space="preserve">Modelo M: 539, 555, 635, 718, 775 → Mediana = 635</w:t>
       </w:r>
     </w:p>
     <w:p>
@@ -1114,7 +1114,7 @@
         </w:numPr>
       </w:pPr>
       <w:r>
-        <w:t xml:space="preserve">Mediana de Modelo L (725) = Mediana de Modelo G (725)</w:t>
+        <w:t xml:space="preserve">Mediana de Modelo M (635) = Mediana de Modelo Q (635)</w:t>
       </w:r>
     </w:p>
     <w:p>
@@ -1125,7 +1125,7 @@
         </w:numPr>
       </w:pPr>
       <w:r>
-        <w:t xml:space="preserve">Mediana de Modelo L (725) &lt; Mediana de Modelo P (745)</w:t>
+        <w:t xml:space="preserve">Mediana de Modelo M (635) &lt; Mediana de Modelo H (742)</w:t>
       </w:r>
     </w:p>
     <w:p>
@@ -1136,7 +1136,7 @@
         </w:numPr>
       </w:pPr>
       <w:r>
-        <w:t xml:space="preserve">Por lo tanto, el Modelo L tiene una mediana igual a la del Modelo G y menor que la del Modelo P.</w:t>
+        <w:t xml:space="preserve">Por lo tanto, el Modelo M tiene una mediana igual a la del Modelo Q y menor que la del Modelo H.</w:t>
       </w:r>
     </w:p>
     <w:p>
@@ -1157,7 +1157,7 @@
         <w:br/>
       </w:r>
       <w:r>
-        <w:t xml:space="preserve">La empresa CellTech realizó pruebas de durabilidad en tres modelos de teléfonos celulares. La siguiente tabla muestra la duración de la batería (en minutos) para cada modelo durante cinco pruebas diferentes:</w:t>
+        <w:t xml:space="preserve">La empresa CellTech realizó pruebas de rendimiento en tres modelos de teléfonos celulares. La siguiente tabla muestra la duración de la batería (en minutos) para cada modelo durante cinco pruebas diferentes:</w:t>
       </w:r>
     </w:p>
     <w:tbl>
@@ -1194,31 +1194,31 @@
               <w:jc w:val="right"/>
             </w:pPr>
             <w:r>
-              <w:t xml:space="preserve">Modelo E</w:t>
-            </w:r>
-          </w:p>
-        </w:tc>
-        <w:tc>
-          <w:tcPr/>
-          <w:p>
-            <w:pPr>
-              <w:pStyle w:val="Compact"/>
-              <w:jc w:val="right"/>
-            </w:pPr>
-            <w:r>
-              <w:t xml:space="preserve">Modelo V</w:t>
-            </w:r>
-          </w:p>
-        </w:tc>
-        <w:tc>
-          <w:tcPr/>
-          <w:p>
-            <w:pPr>
-              <w:pStyle w:val="Compact"/>
-              <w:jc w:val="right"/>
-            </w:pPr>
-            <w:r>
-              <w:t xml:space="preserve">Modelo U</w:t>
+              <w:t xml:space="preserve">Modelo J</w:t>
+            </w:r>
+          </w:p>
+        </w:tc>
+        <w:tc>
+          <w:tcPr/>
+          <w:p>
+            <w:pPr>
+              <w:pStyle w:val="Compact"/>
+              <w:jc w:val="right"/>
+            </w:pPr>
+            <w:r>
+              <w:t xml:space="preserve">Modelo G</w:t>
+            </w:r>
+          </w:p>
+        </w:tc>
+        <w:tc>
+          <w:tcPr/>
+          <w:p>
+            <w:pPr>
+              <w:pStyle w:val="Compact"/>
+              <w:jc w:val="right"/>
+            </w:pPr>
+            <w:r>
+              <w:t xml:space="preserve">Modelo T</w:t>
             </w:r>
           </w:p>
         </w:tc>
@@ -1244,31 +1244,31 @@
               <w:jc w:val="right"/>
             </w:pPr>
             <w:r>
-              <w:t xml:space="preserve">664</w:t>
-            </w:r>
-          </w:p>
-        </w:tc>
-        <w:tc>
-          <w:tcPr/>
-          <w:p>
-            <w:pPr>
-              <w:pStyle w:val="Compact"/>
-              <w:jc w:val="right"/>
-            </w:pPr>
-            <w:r>
-              <w:t xml:space="preserve">805</w:t>
-            </w:r>
-          </w:p>
-        </w:tc>
-        <w:tc>
-          <w:tcPr/>
-          <w:p>
-            <w:pPr>
-              <w:pStyle w:val="Compact"/>
-              <w:jc w:val="right"/>
-            </w:pPr>
-            <w:r>
-              <w:t xml:space="preserve">701</w:t>
+              <w:t xml:space="preserve">671</w:t>
+            </w:r>
+          </w:p>
+        </w:tc>
+        <w:tc>
+          <w:tcPr/>
+          <w:p>
+            <w:pPr>
+              <w:pStyle w:val="Compact"/>
+              <w:jc w:val="right"/>
+            </w:pPr>
+            <w:r>
+              <w:t xml:space="preserve">798</w:t>
+            </w:r>
+          </w:p>
+        </w:tc>
+        <w:tc>
+          <w:tcPr/>
+          <w:p>
+            <w:pPr>
+              <w:pStyle w:val="Compact"/>
+              <w:jc w:val="right"/>
+            </w:pPr>
+            <w:r>
+              <w:t xml:space="preserve">557</w:t>
             </w:r>
           </w:p>
         </w:tc>
@@ -1294,31 +1294,31 @@
               <w:jc w:val="right"/>
             </w:pPr>
             <w:r>
-              <w:t xml:space="preserve">545</w:t>
-            </w:r>
-          </w:p>
-        </w:tc>
-        <w:tc>
-          <w:tcPr/>
-          <w:p>
-            <w:pPr>
-              <w:pStyle w:val="Compact"/>
-              <w:jc w:val="right"/>
-            </w:pPr>
-            <w:r>
-              <w:t xml:space="preserve">561</w:t>
-            </w:r>
-          </w:p>
-        </w:tc>
-        <w:tc>
-          <w:tcPr/>
-          <w:p>
-            <w:pPr>
-              <w:pStyle w:val="Compact"/>
-              <w:jc w:val="right"/>
-            </w:pPr>
-            <w:r>
-              <w:t xml:space="preserve">764</w:t>
+              <w:t xml:space="preserve">568</w:t>
+            </w:r>
+          </w:p>
+        </w:tc>
+        <w:tc>
+          <w:tcPr/>
+          <w:p>
+            <w:pPr>
+              <w:pStyle w:val="Compact"/>
+              <w:jc w:val="right"/>
+            </w:pPr>
+            <w:r>
+              <w:t xml:space="preserve">562</w:t>
+            </w:r>
+          </w:p>
+        </w:tc>
+        <w:tc>
+          <w:tcPr/>
+          <w:p>
+            <w:pPr>
+              <w:pStyle w:val="Compact"/>
+              <w:jc w:val="right"/>
+            </w:pPr>
+            <w:r>
+              <w:t xml:space="preserve">588</w:t>
             </w:r>
           </w:p>
         </w:tc>
@@ -1344,31 +1344,31 @@
               <w:jc w:val="right"/>
             </w:pPr>
             <w:r>
-              <w:t xml:space="preserve">563</w:t>
-            </w:r>
-          </w:p>
-        </w:tc>
-        <w:tc>
-          <w:tcPr/>
-          <w:p>
-            <w:pPr>
-              <w:pStyle w:val="Compact"/>
-              <w:jc w:val="right"/>
-            </w:pPr>
-            <w:r>
-              <w:t xml:space="preserve">664</w:t>
-            </w:r>
-          </w:p>
-        </w:tc>
-        <w:tc>
-          <w:tcPr/>
-          <w:p>
-            <w:pPr>
-              <w:pStyle w:val="Compact"/>
-              <w:jc w:val="right"/>
-            </w:pPr>
-            <w:r>
-              <w:t xml:space="preserve">657</w:t>
+              <w:t xml:space="preserve">526</w:t>
+            </w:r>
+          </w:p>
+        </w:tc>
+        <w:tc>
+          <w:tcPr/>
+          <w:p>
+            <w:pPr>
+              <w:pStyle w:val="Compact"/>
+              <w:jc w:val="right"/>
+            </w:pPr>
+            <w:r>
+              <w:t xml:space="preserve">588</w:t>
+            </w:r>
+          </w:p>
+        </w:tc>
+        <w:tc>
+          <w:tcPr/>
+          <w:p>
+            <w:pPr>
+              <w:pStyle w:val="Compact"/>
+              <w:jc w:val="right"/>
+            </w:pPr>
+            <w:r>
+              <w:t xml:space="preserve">585</w:t>
             </w:r>
           </w:p>
         </w:tc>
@@ -1394,31 +1394,31 @@
               <w:jc w:val="right"/>
             </w:pPr>
             <w:r>
-              <w:t xml:space="preserve">800</w:t>
-            </w:r>
-          </w:p>
-        </w:tc>
-        <w:tc>
-          <w:tcPr/>
-          <w:p>
-            <w:pPr>
-              <w:pStyle w:val="Compact"/>
-              <w:jc w:val="right"/>
-            </w:pPr>
-            <w:r>
-              <w:t xml:space="preserve">713</w:t>
-            </w:r>
-          </w:p>
-        </w:tc>
-        <w:tc>
-          <w:tcPr/>
-          <w:p>
-            <w:pPr>
-              <w:pStyle w:val="Compact"/>
-              <w:jc w:val="right"/>
-            </w:pPr>
-            <w:r>
-              <w:t xml:space="preserve">765</w:t>
+              <w:t xml:space="preserve">785</w:t>
+            </w:r>
+          </w:p>
+        </w:tc>
+        <w:tc>
+          <w:tcPr/>
+          <w:p>
+            <w:pPr>
+              <w:pStyle w:val="Compact"/>
+              <w:jc w:val="right"/>
+            </w:pPr>
+            <w:r>
+              <w:t xml:space="preserve">575</w:t>
+            </w:r>
+          </w:p>
+        </w:tc>
+        <w:tc>
+          <w:tcPr/>
+          <w:p>
+            <w:pPr>
+              <w:pStyle w:val="Compact"/>
+              <w:jc w:val="right"/>
+            </w:pPr>
+            <w:r>
+              <w:t xml:space="preserve">646</w:t>
             </w:r>
           </w:p>
         </w:tc>
@@ -1444,31 +1444,31 @@
               <w:jc w:val="right"/>
             </w:pPr>
             <w:r>
-              <w:t xml:space="preserve">711</w:t>
-            </w:r>
-          </w:p>
-        </w:tc>
-        <w:tc>
-          <w:tcPr/>
-          <w:p>
-            <w:pPr>
-              <w:pStyle w:val="Compact"/>
-              <w:jc w:val="right"/>
-            </w:pPr>
-            <w:r>
-              <w:t xml:space="preserve">540</w:t>
-            </w:r>
-          </w:p>
-        </w:tc>
-        <w:tc>
-          <w:tcPr/>
-          <w:p>
-            <w:pPr>
-              <w:pStyle w:val="Compact"/>
-              <w:jc w:val="right"/>
-            </w:pPr>
-            <w:r>
-              <w:t xml:space="preserve">755</w:t>
+              <w:t xml:space="preserve">781</w:t>
+            </w:r>
+          </w:p>
+        </w:tc>
+        <w:tc>
+          <w:tcPr/>
+          <w:p>
+            <w:pPr>
+              <w:pStyle w:val="Compact"/>
+              <w:jc w:val="right"/>
+            </w:pPr>
+            <w:r>
+              <w:t xml:space="preserve">630</w:t>
+            </w:r>
+          </w:p>
+        </w:tc>
+        <w:tc>
+          <w:tcPr/>
+          <w:p>
+            <w:pPr>
+              <w:pStyle w:val="Compact"/>
+              <w:jc w:val="right"/>
+            </w:pPr>
+            <w:r>
+              <w:t xml:space="preserve">806</w:t>
             </w:r>
           </w:p>
         </w:tc>
@@ -1493,7 +1493,7 @@
         </w:numPr>
       </w:pPr>
       <w:r>
-        <w:t xml:space="preserve">El Modelo E tiene una mediana mayor que la del Modelo V y que la del Modelo U.</w:t>
+        <w:t xml:space="preserve">El Modelo T tiene una mediana igual a la del Modelo J y menor que la del Modelo G.</w:t>
       </w:r>
     </w:p>
     <w:p>
@@ -1504,7 +1504,7 @@
         </w:numPr>
       </w:pPr>
       <w:r>
-        <w:t xml:space="preserve">El Modelo E tiene una mediana igual a la del Modelo V y menor que la del Modelo U.</w:t>
+        <w:t xml:space="preserve">El Modelo T tiene una mediana mayor que la del Modelo J y que la del Modelo G.</w:t>
       </w:r>
     </w:p>
     <w:p>
@@ -1515,7 +1515,7 @@
         </w:numPr>
       </w:pPr>
       <w:r>
-        <w:t xml:space="preserve">El Modelo E tiene una mediana mayor que la del Modelo V y menor que la del Modelo U.</w:t>
+        <w:t xml:space="preserve">El Modelo T tiene una mediana igual a la del Modelo G y menor que la del Modelo J.</w:t>
       </w:r>
     </w:p>
     <w:p>
@@ -1526,7 +1526,7 @@
         </w:numPr>
       </w:pPr>
       <w:r>
-        <w:t xml:space="preserve">El Modelo E tiene una mediana igual a la del Modelo U y mayor que la del Modelo V.</w:t>
+        <w:t xml:space="preserve">El Modelo T tiene una mediana mayor que la del Modelo G y menor que la del Modelo J.</w:t>
       </w:r>
     </w:p>
     <w:p>
@@ -1547,7 +1547,7 @@
         <w:br/>
       </w:r>
       <w:r>
-        <w:t xml:space="preserve">La respuesta correcta es: El Modelo E tiene una mediana igual a la del Modelo V y menor que la del Modelo U.</w:t>
+        <w:t xml:space="preserve">La respuesta correcta es: El Modelo T tiene una mediana igual a la del Modelo G y menor que la del Modelo J.</w:t>
       </w:r>
     </w:p>
     <w:p>
@@ -1580,7 +1580,7 @@
         </w:numPr>
       </w:pPr>
       <w:r>
-        <w:t xml:space="preserve">Modelo E: 545, 563, 664, 711, 800 → Mediana = 664</w:t>
+        <w:t xml:space="preserve">Modelo G: 562, 575, 588, 630, 798 → Mediana = 588</w:t>
       </w:r>
     </w:p>
     <w:p>
@@ -1591,7 +1591,7 @@
         </w:numPr>
       </w:pPr>
       <w:r>
-        <w:t xml:space="preserve">Modelo V: 657, 701, 755, 764, 765 → Mediana = 755</w:t>
+        <w:t xml:space="preserve">Modelo J: 526, 568, 671, 781, 785 → Mediana = 671</w:t>
       </w:r>
     </w:p>
     <w:p>
@@ -1602,7 +1602,7 @@
         </w:numPr>
       </w:pPr>
       <w:r>
-        <w:t xml:space="preserve">Modelo U: 540, 561, 664, 713, 805 → Mediana = 664</w:t>
+        <w:t xml:space="preserve">Modelo T: 557, 585, 588, 646, 806 → Mediana = 588</w:t>
       </w:r>
     </w:p>
     <w:p>
@@ -1624,7 +1624,7 @@
         </w:numPr>
       </w:pPr>
       <w:r>
-        <w:t xml:space="preserve">Mediana de Modelo E (664) = Mediana de Modelo V (755)</w:t>
+        <w:t xml:space="preserve">Mediana de Modelo T (588) = Mediana de Modelo G (588)</w:t>
       </w:r>
     </w:p>
     <w:p>
@@ -1635,7 +1635,7 @@
         </w:numPr>
       </w:pPr>
       <w:r>
-        <w:t xml:space="preserve">Mediana de Modelo E (664) &lt; Mediana de Modelo U (664)</w:t>
+        <w:t xml:space="preserve">Mediana de Modelo T (588) &lt; Mediana de Modelo J (671)</w:t>
       </w:r>
     </w:p>
     <w:p>
@@ -1646,7 +1646,7 @@
         </w:numPr>
       </w:pPr>
       <w:r>
-        <w:t xml:space="preserve">Por lo tanto, el Modelo E tiene una mediana igual a la del Modelo V y menor que la del Modelo U.</w:t>
+        <w:t xml:space="preserve">Por lo tanto, el Modelo T tiene una mediana igual a la del Modelo G y menor que la del Modelo J.</w:t>
       </w:r>
     </w:p>
     <w:bookmarkEnd w:id="20"/>
